--- a/zht/docx/107.content.docx
+++ b/zht/docx/107.content.docx
@@ -150,26 +150,6 @@
           <w:lang w:val="zh_TW" w:bidi="zh_TW"/>
         </w:rPr>
         <w:t>zhan</w:t>
-      </w:r>
-      <w:r>
-        <w:rPr>
-          <w:lang w:val="zh_TW" w:bidi="zh_TW"/>
-        </w:rPr>
-      </w:r>
-    </w:p>
-    <w:p>
-      <w:pPr/>
-      <w:r>
-        <w:rPr>
-          <w:lang w:val="zh_TW" w:bidi="zh_TW"/>
-        </w:rPr>
-      </w:r>
-      <w:r>
-        <w:rPr>
-          <w:i/>
-          <w:lang w:val="zh_TW" w:bidi="zh_TW"/>
-        </w:rPr>
-        <w:t>戰勝魔鬼</w:t>
       </w:r>
       <w:r>
         <w:rPr>

--- a/zht/docx/107.content.docx
+++ b/zht/docx/107.content.docx
@@ -19,7 +19,7 @@
         <w:rPr>
           <w:lang w:val="zh_TW" w:bidi="zh_TW"/>
         </w:rPr>
-        <w:t>Resource: Study Notes - Themes (Tyndale)</w:t>
+        <w:t>Resource: Tyndale Open Study Notes</w:t>
       </w:r>
       <w:r>
         <w:rPr>
@@ -112,7 +112,7 @@
         <w:rPr>
           <w:lang w:val="zh_TW" w:bidi="zh_TW"/>
         </w:rPr>
-        <w:t>Study Notes - Themes (Tyndale)</w:t>
+        <w:t>Tyndale Open Study Notes</w:t>
       </w:r>
     </w:p>
     <w:p>

--- a/zht/docx/107.content.docx
+++ b/zht/docx/107.content.docx
@@ -19,7 +19,7 @@
         <w:rPr>
           <w:lang w:val="zh_TW" w:bidi="zh_TW"/>
         </w:rPr>
-        <w:t>Resource: Tyndale Open Study Notes</w:t>
+        <w:t>Resource: Aquifer Open Study Notes (Themes)</w:t>
       </w:r>
       <w:r>
         <w:rPr>
@@ -112,7 +112,7 @@
         <w:rPr>
           <w:lang w:val="zh_TW" w:bidi="zh_TW"/>
         </w:rPr>
-        <w:t>Tyndale Open Study Notes</w:t>
+        <w:t>Aquifer Open Study Notes (Themes)</w:t>
       </w:r>
     </w:p>
     <w:p>

--- a/zht/docx/107.content.docx
+++ b/zht/docx/107.content.docx
@@ -245,36 +245,24 @@
         </w:rPr>
         <w:t>又稱「那惡者」或「魔鬼」）為嚴重的威脅。魔鬼會攔阻神子民的工作（見</w:t>
       </w:r>
-      <w:hyperlink r:id="rId13">
-        <w:r>
-          <w:rPr>
-            <w:lang w:val="zh_TW" w:bidi="zh_TW"/>
-          </w:rPr>
-          <w:rPr>
-            <w:color w:val="0000EE"/>
-            <w:u w:val="single"/>
-          </w:rPr>
-          <w:t>帖前2:18</w:t>
-        </w:r>
-      </w:hyperlink>
+      <w:r>
+        <w:rPr>
+          <w:lang w:val="zh_TW" w:bidi="zh_TW"/>
+        </w:rPr>
+        <w:t>帖前2:18</w:t>
+      </w:r>
       <w:r>
         <w:rPr>
           <w:lang w:val="zh_TW" w:bidi="zh_TW"/>
         </w:rPr>
         <w:t>；</w:t>
       </w:r>
-      <w:hyperlink r:id="rId14">
-        <w:r>
-          <w:rPr>
-            <w:lang w:val="zh_TW" w:bidi="zh_TW"/>
-          </w:rPr>
-          <w:rPr>
-            <w:color w:val="0000EE"/>
-            <w:u w:val="single"/>
-          </w:rPr>
-          <w:t>啟2:10</w:t>
-        </w:r>
-      </w:hyperlink>
+      <w:r>
+        <w:rPr>
+          <w:lang w:val="zh_TW" w:bidi="zh_TW"/>
+        </w:rPr>
+        <w:t>啟2:10</w:t>
+      </w:r>
       <w:r>
         <w:rPr>
           <w:lang w:val="zh_TW" w:bidi="zh_TW"/>
@@ -293,18 +281,12 @@
         </w:rPr>
         <w:t>」（</w:t>
       </w:r>
-      <w:hyperlink r:id="rId15">
-        <w:r>
-          <w:rPr>
-            <w:lang w:val="zh_TW" w:bidi="zh_TW"/>
-          </w:rPr>
-          <w:rPr>
-            <w:color w:val="0000EE"/>
-            <w:u w:val="single"/>
-          </w:rPr>
-          <w:t>彼前5:8</w:t>
-        </w:r>
-      </w:hyperlink>
+      <w:r>
+        <w:rPr>
+          <w:lang w:val="zh_TW" w:bidi="zh_TW"/>
+        </w:rPr>
+        <w:t>彼前5:8</w:t>
+      </w:r>
       <w:r>
         <w:rPr>
           <w:lang w:val="zh_TW" w:bidi="zh_TW"/>
@@ -325,36 +307,24 @@
         </w:rPr>
         <w:t>整個不信靠基督的世界，都在罪與魔鬼的權勢之下（見</w:t>
       </w:r>
-      <w:hyperlink r:id="rId16">
-        <w:r>
-          <w:rPr>
-            <w:lang w:val="zh_TW" w:bidi="zh_TW"/>
-          </w:rPr>
-          <w:rPr>
-            <w:color w:val="0000EE"/>
-            <w:u w:val="single"/>
-          </w:rPr>
-          <w:t>弗2:2</w:t>
-        </w:r>
-      </w:hyperlink>
+      <w:r>
+        <w:rPr>
+          <w:lang w:val="zh_TW" w:bidi="zh_TW"/>
+        </w:rPr>
+        <w:t>弗2:2</w:t>
+      </w:r>
       <w:r>
         <w:rPr>
           <w:lang w:val="zh_TW" w:bidi="zh_TW"/>
         </w:rPr>
         <w:t>；</w:t>
       </w:r>
-      <w:hyperlink r:id="rId17">
-        <w:r>
-          <w:rPr>
-            <w:lang w:val="zh_TW" w:bidi="zh_TW"/>
-          </w:rPr>
-          <w:rPr>
-            <w:color w:val="0000EE"/>
-            <w:u w:val="single"/>
-          </w:rPr>
-          <w:t>約一5:19</w:t>
-        </w:r>
-      </w:hyperlink>
+      <w:r>
+        <w:rPr>
+          <w:lang w:val="zh_TW" w:bidi="zh_TW"/>
+        </w:rPr>
+        <w:t>約一5:19</w:t>
+      </w:r>
       <w:r>
         <w:rPr>
           <w:lang w:val="zh_TW" w:bidi="zh_TW"/>
@@ -385,90 +355,60 @@
         </w:rPr>
         <w:t>」（見</w:t>
       </w:r>
-      <w:hyperlink r:id="rId18">
-        <w:r>
-          <w:rPr>
-            <w:lang w:val="zh_TW" w:bidi="zh_TW"/>
-          </w:rPr>
-          <w:rPr>
-            <w:color w:val="0000EE"/>
-            <w:u w:val="single"/>
-          </w:rPr>
-          <w:t>林後4:4</w:t>
-        </w:r>
-      </w:hyperlink>
+      <w:r>
+        <w:rPr>
+          <w:lang w:val="zh_TW" w:bidi="zh_TW"/>
+        </w:rPr>
+        <w:t>林後4:4</w:t>
+      </w:r>
       <w:r>
         <w:rPr>
           <w:lang w:val="zh_TW" w:bidi="zh_TW"/>
         </w:rPr>
         <w:t>；參</w:t>
       </w:r>
-      <w:hyperlink r:id="rId19">
-        <w:r>
-          <w:rPr>
-            <w:lang w:val="zh_TW" w:bidi="zh_TW"/>
-          </w:rPr>
-          <w:rPr>
-            <w:color w:val="0000EE"/>
-            <w:u w:val="single"/>
-          </w:rPr>
-          <w:t>太13:19</w:t>
-        </w:r>
-      </w:hyperlink>
+      <w:r>
+        <w:rPr>
+          <w:lang w:val="zh_TW" w:bidi="zh_TW"/>
+        </w:rPr>
+        <w:t>太13:19</w:t>
+      </w:r>
       <w:r>
         <w:rPr>
           <w:lang w:val="zh_TW" w:bidi="zh_TW"/>
         </w:rPr>
         <w:t>）。撒但敵對神，並企圖毀壞神的子民（</w:t>
       </w:r>
-      <w:hyperlink r:id="rId20">
-        <w:r>
-          <w:rPr>
-            <w:lang w:val="zh_TW" w:bidi="zh_TW"/>
-          </w:rPr>
-          <w:rPr>
-            <w:color w:val="0000EE"/>
-            <w:u w:val="single"/>
-          </w:rPr>
-          <w:t>啟12:12</w:t>
-        </w:r>
-      </w:hyperlink>
+      <w:r>
+        <w:rPr>
+          <w:lang w:val="zh_TW" w:bidi="zh_TW"/>
+        </w:rPr>
+        <w:t>啟12:12</w:t>
+      </w:r>
       <w:r>
         <w:rPr>
           <w:lang w:val="zh_TW" w:bidi="zh_TW"/>
         </w:rPr>
         <w:t>，</w:t>
       </w:r>
-      <w:hyperlink r:id="rId21">
-        <w:r>
-          <w:rPr>
-            <w:lang w:val="zh_TW" w:bidi="zh_TW"/>
-          </w:rPr>
-          <w:rPr>
-            <w:color w:val="0000EE"/>
-            <w:u w:val="single"/>
-          </w:rPr>
-          <w:t>17</w:t>
-        </w:r>
-      </w:hyperlink>
+      <w:r>
+        <w:rPr>
+          <w:lang w:val="zh_TW" w:bidi="zh_TW"/>
+        </w:rPr>
+        <w:t>17</w:t>
+      </w:r>
       <w:r>
         <w:rPr>
           <w:lang w:val="zh_TW" w:bidi="zh_TW"/>
         </w:rPr>
         <w:t>），但耶穌來是要除滅「魔鬼的作為」（</w:t>
       </w:r>
-      <w:hyperlink r:id="rId22">
-        <w:r>
-          <w:rPr>
-            <w:lang w:val="zh_TW" w:bidi="zh_TW"/>
-          </w:rPr>
-          <w:rPr>
-            <w:color w:val="0000EE"/>
-            <w:u w:val="single"/>
-          </w:rPr>
-          <w:t>約一3:8</w:t>
-        </w:r>
-      </w:hyperlink>
+      <w:r>
+        <w:rPr>
+          <w:lang w:val="zh_TW" w:bidi="zh_TW"/>
+        </w:rPr>
+        <w:t>約一3:8</w:t>
+      </w:r>
       <w:r>
         <w:rPr>
           <w:lang w:val="zh_TW" w:bidi="zh_TW"/>
@@ -489,18 +429,12 @@
         </w:rPr>
         <w:t>神扭轉魔鬼原本用來作惡的計劃，使之成為美事。因此，使徒保羅勸告哥林多教會，要將某人從基督徒群體中除去，好使他在經歷魔鬼的毀壞力量後，悔改並得著救恩（見</w:t>
       </w:r>
-      <w:hyperlink r:id="rId23">
-        <w:r>
-          <w:rPr>
-            <w:lang w:val="zh_TW" w:bidi="zh_TW"/>
-          </w:rPr>
-          <w:rPr>
-            <w:color w:val="0000EE"/>
-            <w:u w:val="single"/>
-          </w:rPr>
-          <w:t>林前5:5</w:t>
-        </w:r>
-      </w:hyperlink>
+      <w:r>
+        <w:rPr>
+          <w:lang w:val="zh_TW" w:bidi="zh_TW"/>
+        </w:rPr>
+        <w:t>林前5:5</w:t>
+      </w:r>
       <w:r>
         <w:rPr>
           <w:lang w:val="zh_TW" w:bidi="zh_TW"/>
@@ -521,180 +455,120 @@
         </w:rPr>
         <w:t>基督徒應當順服神，抵擋魔鬼（</w:t>
       </w:r>
-      <w:hyperlink r:id="rId24">
-        <w:r>
-          <w:rPr>
-            <w:lang w:val="zh_TW" w:bidi="zh_TW"/>
-          </w:rPr>
-          <w:rPr>
-            <w:color w:val="0000EE"/>
-            <w:u w:val="single"/>
-          </w:rPr>
-          <w:t>雅4:7</w:t>
-        </w:r>
-      </w:hyperlink>
+      <w:r>
+        <w:rPr>
+          <w:lang w:val="zh_TW" w:bidi="zh_TW"/>
+        </w:rPr>
+        <w:t>雅4:7</w:t>
+      </w:r>
       <w:r>
         <w:rPr>
           <w:lang w:val="zh_TW" w:bidi="zh_TW"/>
         </w:rPr>
         <w:t>），並祈求神的幫助（</w:t>
       </w:r>
-      <w:hyperlink r:id="rId25">
-        <w:r>
-          <w:rPr>
-            <w:lang w:val="zh_TW" w:bidi="zh_TW"/>
-          </w:rPr>
-          <w:rPr>
-            <w:color w:val="0000EE"/>
-            <w:u w:val="single"/>
-          </w:rPr>
-          <w:t>太6:13</w:t>
-        </w:r>
-      </w:hyperlink>
+      <w:r>
+        <w:rPr>
+          <w:lang w:val="zh_TW" w:bidi="zh_TW"/>
+        </w:rPr>
+        <w:t>太6:13</w:t>
+      </w:r>
       <w:r>
         <w:rPr>
           <w:lang w:val="zh_TW" w:bidi="zh_TW"/>
         </w:rPr>
         <w:t>）。他們應穿戴神所賜的屬靈軍裝以得到保護（</w:t>
       </w:r>
-      <w:hyperlink r:id="rId26">
-        <w:r>
-          <w:rPr>
-            <w:lang w:val="zh_TW" w:bidi="zh_TW"/>
-          </w:rPr>
-          <w:rPr>
-            <w:color w:val="0000EE"/>
-            <w:u w:val="single"/>
-          </w:rPr>
-          <w:t>弗6:10–20</w:t>
-        </w:r>
-      </w:hyperlink>
+      <w:r>
+        <w:rPr>
+          <w:lang w:val="zh_TW" w:bidi="zh_TW"/>
+        </w:rPr>
+        <w:t>弗6:10–20</w:t>
+      </w:r>
       <w:r>
         <w:rPr>
           <w:lang w:val="zh_TW" w:bidi="zh_TW"/>
         </w:rPr>
         <w:t>）。那些順從撒但的人將承受後果（見</w:t>
       </w:r>
-      <w:hyperlink r:id="rId27">
-        <w:r>
-          <w:rPr>
-            <w:lang w:val="zh_TW" w:bidi="zh_TW"/>
-          </w:rPr>
-          <w:rPr>
-            <w:color w:val="0000EE"/>
-            <w:u w:val="single"/>
-          </w:rPr>
-          <w:t>徒5:1–5</w:t>
-        </w:r>
-      </w:hyperlink>
+      <w:r>
+        <w:rPr>
+          <w:lang w:val="zh_TW" w:bidi="zh_TW"/>
+        </w:rPr>
+        <w:t>徒5:1–5</w:t>
+      </w:r>
       <w:r>
         <w:rPr>
           <w:lang w:val="zh_TW" w:bidi="zh_TW"/>
         </w:rPr>
         <w:t>）；而順服神的基督徒則得著平安，因為他們知道基督在十字架上的犧牲，已終結了魔鬼的權勢（見</w:t>
       </w:r>
-      <w:hyperlink r:id="rId28">
-        <w:r>
-          <w:rPr>
-            <w:lang w:val="zh_TW" w:bidi="zh_TW"/>
-          </w:rPr>
-          <w:rPr>
-            <w:color w:val="0000EE"/>
-            <w:u w:val="single"/>
-          </w:rPr>
-          <w:t>羅8:38–39</w:t>
-        </w:r>
-      </w:hyperlink>
+      <w:r>
+        <w:rPr>
+          <w:lang w:val="zh_TW" w:bidi="zh_TW"/>
+        </w:rPr>
+        <w:t>羅8:38–39</w:t>
+      </w:r>
       <w:r>
         <w:rPr>
           <w:lang w:val="zh_TW" w:bidi="zh_TW"/>
         </w:rPr>
         <w:t>；</w:t>
       </w:r>
-      <w:hyperlink r:id="rId29">
-        <w:r>
-          <w:rPr>
-            <w:lang w:val="zh_TW" w:bidi="zh_TW"/>
-          </w:rPr>
-          <w:rPr>
-            <w:color w:val="0000EE"/>
-            <w:u w:val="single"/>
-          </w:rPr>
-          <w:t>林前15:24</w:t>
-        </w:r>
-      </w:hyperlink>
+      <w:r>
+        <w:rPr>
+          <w:lang w:val="zh_TW" w:bidi="zh_TW"/>
+        </w:rPr>
+        <w:t>林前15:24</w:t>
+      </w:r>
       <w:r>
         <w:rPr>
           <w:lang w:val="zh_TW" w:bidi="zh_TW"/>
         </w:rPr>
         <w:t>；</w:t>
       </w:r>
-      <w:hyperlink r:id="rId30">
-        <w:r>
-          <w:rPr>
-            <w:lang w:val="zh_TW" w:bidi="zh_TW"/>
-          </w:rPr>
-          <w:rPr>
-            <w:color w:val="0000EE"/>
-            <w:u w:val="single"/>
-          </w:rPr>
-          <w:t>西1:13</w:t>
-        </w:r>
-      </w:hyperlink>
+      <w:r>
+        <w:rPr>
+          <w:lang w:val="zh_TW" w:bidi="zh_TW"/>
+        </w:rPr>
+        <w:t>西1:13</w:t>
+      </w:r>
       <w:r>
         <w:rPr>
           <w:lang w:val="zh_TW" w:bidi="zh_TW"/>
         </w:rPr>
         <w:t>，</w:t>
       </w:r>
-      <w:hyperlink r:id="rId31">
-        <w:r>
-          <w:rPr>
-            <w:lang w:val="zh_TW" w:bidi="zh_TW"/>
-          </w:rPr>
-          <w:rPr>
-            <w:color w:val="0000EE"/>
-            <w:u w:val="single"/>
-          </w:rPr>
-          <w:t>2:10</w:t>
-        </w:r>
-      </w:hyperlink>
+      <w:r>
+        <w:rPr>
+          <w:lang w:val="zh_TW" w:bidi="zh_TW"/>
+        </w:rPr>
+        <w:t>2:10</w:t>
+      </w:r>
       <w:r>
         <w:rPr>
           <w:lang w:val="zh_TW" w:bidi="zh_TW"/>
         </w:rPr>
         <w:t>、</w:t>
       </w:r>
-      <w:hyperlink r:id="rId32">
-        <w:r>
-          <w:rPr>
-            <w:lang w:val="zh_TW" w:bidi="zh_TW"/>
-          </w:rPr>
-          <w:rPr>
-            <w:color w:val="0000EE"/>
-            <w:u w:val="single"/>
-          </w:rPr>
-          <w:t>15</w:t>
-        </w:r>
-      </w:hyperlink>
+      <w:r>
+        <w:rPr>
+          <w:lang w:val="zh_TW" w:bidi="zh_TW"/>
+        </w:rPr>
+        <w:t>15</w:t>
+      </w:r>
       <w:r>
         <w:rPr>
           <w:lang w:val="zh_TW" w:bidi="zh_TW"/>
         </w:rPr>
         <w:t>；</w:t>
       </w:r>
-      <w:hyperlink r:id="rId33">
-        <w:r>
-          <w:rPr>
-            <w:lang w:val="zh_TW" w:bidi="zh_TW"/>
-          </w:rPr>
-          <w:rPr>
-            <w:color w:val="0000EE"/>
-            <w:u w:val="single"/>
-          </w:rPr>
-          <w:t>彼前3:22</w:t>
-        </w:r>
-      </w:hyperlink>
+      <w:r>
+        <w:rPr>
+          <w:lang w:val="zh_TW" w:bidi="zh_TW"/>
+        </w:rPr>
+        <w:t>彼前3:22</w:t>
+      </w:r>
       <w:r>
         <w:rPr>
           <w:lang w:val="zh_TW" w:bidi="zh_TW"/>
@@ -715,72 +589,48 @@
         </w:rPr>
         <w:t>主會保守他們（見</w:t>
       </w:r>
-      <w:hyperlink r:id="rId34">
-        <w:r>
-          <w:rPr>
-            <w:lang w:val="zh_TW" w:bidi="zh_TW"/>
-          </w:rPr>
-          <w:rPr>
-            <w:color w:val="0000EE"/>
-            <w:u w:val="single"/>
-          </w:rPr>
-          <w:t>約一5:18</w:t>
-        </w:r>
-      </w:hyperlink>
+      <w:r>
+        <w:rPr>
+          <w:lang w:val="zh_TW" w:bidi="zh_TW"/>
+        </w:rPr>
+        <w:t>約一5:18</w:t>
+      </w:r>
       <w:r>
         <w:rPr>
           <w:lang w:val="zh_TW" w:bidi="zh_TW"/>
         </w:rPr>
         <w:t>）。他們也知道那住在他們裡面的聖靈，比魔鬼更大（見</w:t>
       </w:r>
-      <w:hyperlink r:id="rId35">
-        <w:r>
-          <w:rPr>
-            <w:lang w:val="zh_TW" w:bidi="zh_TW"/>
-          </w:rPr>
-          <w:rPr>
-            <w:color w:val="0000EE"/>
-            <w:u w:val="single"/>
-          </w:rPr>
-          <w:t>約一4:4</w:t>
-        </w:r>
-      </w:hyperlink>
+      <w:r>
+        <w:rPr>
+          <w:lang w:val="zh_TW" w:bidi="zh_TW"/>
+        </w:rPr>
+        <w:t>約一4:4</w:t>
+      </w:r>
       <w:r>
         <w:rPr>
           <w:lang w:val="zh_TW" w:bidi="zh_TW"/>
         </w:rPr>
         <w:t>）。藉著神的話語，他們能戰勝那惡者（見</w:t>
       </w:r>
-      <w:hyperlink r:id="rId36">
-        <w:r>
-          <w:rPr>
-            <w:lang w:val="zh_TW" w:bidi="zh_TW"/>
-          </w:rPr>
-          <w:rPr>
-            <w:color w:val="0000EE"/>
-            <w:u w:val="single"/>
-          </w:rPr>
-          <w:t>約一2:14</w:t>
-        </w:r>
-      </w:hyperlink>
+      <w:r>
+        <w:rPr>
+          <w:lang w:val="zh_TW" w:bidi="zh_TW"/>
+        </w:rPr>
+        <w:t>約一2:14</w:t>
+      </w:r>
       <w:r>
         <w:rPr>
           <w:lang w:val="zh_TW" w:bidi="zh_TW"/>
         </w:rPr>
         <w:t>；參</w:t>
       </w:r>
-      <w:hyperlink r:id="rId37">
-        <w:r>
-          <w:rPr>
-            <w:lang w:val="zh_TW" w:bidi="zh_TW"/>
-          </w:rPr>
-          <w:rPr>
-            <w:color w:val="0000EE"/>
-            <w:u w:val="single"/>
-          </w:rPr>
-          <w:t>啟12:11</w:t>
-        </w:r>
-      </w:hyperlink>
+      <w:r>
+        <w:rPr>
+          <w:lang w:val="zh_TW" w:bidi="zh_TW"/>
+        </w:rPr>
+        <w:t>啟12:11</w:t>
+      </w:r>
       <w:r>
         <w:rPr>
           <w:lang w:val="zh_TW" w:bidi="zh_TW"/>
@@ -801,18 +651,12 @@
         </w:rPr>
         <w:t>基督徒應對魔鬼時常保持警惕，防備牠的影響，但不應生活在恐懼中。神的能力遠遠超過魔鬼的能力。最終，神必完全戰勝魔鬼（見</w:t>
       </w:r>
-      <w:hyperlink r:id="rId38">
-        <w:r>
-          <w:rPr>
-            <w:lang w:val="zh_TW" w:bidi="zh_TW"/>
-          </w:rPr>
-          <w:rPr>
-            <w:color w:val="0000EE"/>
-            <w:u w:val="single"/>
-          </w:rPr>
-          <w:t>啟20:7–10</w:t>
-        </w:r>
-      </w:hyperlink>
+      <w:r>
+        <w:rPr>
+          <w:lang w:val="zh_TW" w:bidi="zh_TW"/>
+        </w:rPr>
+        <w:t>啟20:7–10</w:t>
+      </w:r>
       <w:r>
         <w:rPr>
           <w:lang w:val="zh_TW" w:bidi="zh_TW"/>
@@ -842,438 +686,288 @@
           <w:lang w:val="zh_TW" w:bidi="zh_TW"/>
         </w:rPr>
       </w:r>
-      <w:hyperlink r:id="rId25">
-        <w:r>
-          <w:rPr>
-            <w:lang w:val="zh_TW" w:bidi="zh_TW"/>
-          </w:rPr>
-          <w:rPr>
-            <w:color w:val="0000EE"/>
-            <w:u w:val="single"/>
-          </w:rPr>
-          <w:t>太6:13</w:t>
-        </w:r>
-      </w:hyperlink>
+      <w:r>
+        <w:rPr>
+          <w:lang w:val="zh_TW" w:bidi="zh_TW"/>
+        </w:rPr>
+        <w:t>太6:13</w:t>
+      </w:r>
       <w:r>
         <w:rPr>
           <w:lang w:val="zh_TW" w:bidi="zh_TW"/>
         </w:rPr>
         <w:t>，</w:t>
       </w:r>
-      <w:hyperlink r:id="rId19">
-        <w:r>
-          <w:rPr>
-            <w:lang w:val="zh_TW" w:bidi="zh_TW"/>
-          </w:rPr>
-          <w:rPr>
-            <w:color w:val="0000EE"/>
-            <w:u w:val="single"/>
-          </w:rPr>
-          <w:t>13:19</w:t>
-        </w:r>
-      </w:hyperlink>
+      <w:r>
+        <w:rPr>
+          <w:lang w:val="zh_TW" w:bidi="zh_TW"/>
+        </w:rPr>
+        <w:t>13:19</w:t>
+      </w:r>
       <w:r>
         <w:rPr>
           <w:lang w:val="zh_TW" w:bidi="zh_TW"/>
         </w:rPr>
         <w:t>；</w:t>
       </w:r>
-      <w:hyperlink r:id="rId39">
-        <w:r>
-          <w:rPr>
-            <w:lang w:val="zh_TW" w:bidi="zh_TW"/>
-          </w:rPr>
-          <w:rPr>
-            <w:color w:val="0000EE"/>
-            <w:u w:val="single"/>
-          </w:rPr>
-          <w:t>徒5:3–5</w:t>
-        </w:r>
-      </w:hyperlink>
+      <w:r>
+        <w:rPr>
+          <w:lang w:val="zh_TW" w:bidi="zh_TW"/>
+        </w:rPr>
+        <w:t>徒5:3–5</w:t>
+      </w:r>
       <w:r>
         <w:rPr>
           <w:lang w:val="zh_TW" w:bidi="zh_TW"/>
         </w:rPr>
         <w:t>；</w:t>
       </w:r>
-      <w:hyperlink r:id="rId28">
-        <w:r>
-          <w:rPr>
-            <w:lang w:val="zh_TW" w:bidi="zh_TW"/>
-          </w:rPr>
-          <w:rPr>
-            <w:color w:val="0000EE"/>
-            <w:u w:val="single"/>
-          </w:rPr>
-          <w:t>羅8:38–39</w:t>
-        </w:r>
-      </w:hyperlink>
+      <w:r>
+        <w:rPr>
+          <w:lang w:val="zh_TW" w:bidi="zh_TW"/>
+        </w:rPr>
+        <w:t>羅8:38–39</w:t>
+      </w:r>
       <w:r>
         <w:rPr>
           <w:lang w:val="zh_TW" w:bidi="zh_TW"/>
         </w:rPr>
         <w:t>；</w:t>
       </w:r>
-      <w:hyperlink r:id="rId23">
-        <w:r>
-          <w:rPr>
-            <w:lang w:val="zh_TW" w:bidi="zh_TW"/>
-          </w:rPr>
-          <w:rPr>
-            <w:color w:val="0000EE"/>
-            <w:u w:val="single"/>
-          </w:rPr>
-          <w:t>林前5:5，</w:t>
-        </w:r>
-      </w:hyperlink>
-      <w:hyperlink r:id="rId29">
-        <w:r>
-          <w:rPr>
-            <w:lang w:val="zh_TW" w:bidi="zh_TW"/>
-          </w:rPr>
-          <w:rPr>
-            <w:color w:val="0000EE"/>
-            <w:u w:val="single"/>
-          </w:rPr>
-          <w:t>15:24</w:t>
-        </w:r>
-      </w:hyperlink>
+      <w:r>
+        <w:rPr>
+          <w:lang w:val="zh_TW" w:bidi="zh_TW"/>
+        </w:rPr>
+        <w:t>林前5:5，</w:t>
+      </w:r>
+      <w:r>
+        <w:rPr>
+          <w:lang w:val="zh_TW" w:bidi="zh_TW"/>
+        </w:rPr>
+        <w:t>15:24</w:t>
+      </w:r>
       <w:r>
         <w:rPr>
           <w:lang w:val="zh_TW" w:bidi="zh_TW"/>
         </w:rPr>
         <w:t>；</w:t>
       </w:r>
-      <w:hyperlink r:id="rId18">
-        <w:r>
-          <w:rPr>
-            <w:lang w:val="zh_TW" w:bidi="zh_TW"/>
-          </w:rPr>
-          <w:rPr>
-            <w:color w:val="0000EE"/>
-            <w:u w:val="single"/>
-          </w:rPr>
-          <w:t>林後4:4</w:t>
-        </w:r>
-      </w:hyperlink>
+      <w:r>
+        <w:rPr>
+          <w:lang w:val="zh_TW" w:bidi="zh_TW"/>
+        </w:rPr>
+        <w:t>林後4:4</w:t>
+      </w:r>
       <w:r>
         <w:rPr>
           <w:lang w:val="zh_TW" w:bidi="zh_TW"/>
         </w:rPr>
         <w:t>；</w:t>
       </w:r>
-      <w:hyperlink r:id="rId16">
-        <w:r>
-          <w:rPr>
-            <w:lang w:val="zh_TW" w:bidi="zh_TW"/>
-          </w:rPr>
-          <w:rPr>
-            <w:color w:val="0000EE"/>
-            <w:u w:val="single"/>
-          </w:rPr>
-          <w:t>弗2:2</w:t>
-        </w:r>
-      </w:hyperlink>
+      <w:r>
+        <w:rPr>
+          <w:lang w:val="zh_TW" w:bidi="zh_TW"/>
+        </w:rPr>
+        <w:t>弗2:2</w:t>
+      </w:r>
       <w:r>
         <w:rPr>
           <w:lang w:val="zh_TW" w:bidi="zh_TW"/>
         </w:rPr>
         <w:t>，</w:t>
       </w:r>
-      <w:hyperlink r:id="rId40">
-        <w:r>
-          <w:rPr>
-            <w:lang w:val="zh_TW" w:bidi="zh_TW"/>
-          </w:rPr>
-          <w:rPr>
-            <w:color w:val="0000EE"/>
-            <w:u w:val="single"/>
-          </w:rPr>
-          <w:t>4:27</w:t>
-        </w:r>
-      </w:hyperlink>
+      <w:r>
+        <w:rPr>
+          <w:lang w:val="zh_TW" w:bidi="zh_TW"/>
+        </w:rPr>
+        <w:t>4:27</w:t>
+      </w:r>
       <w:r>
         <w:rPr>
           <w:lang w:val="zh_TW" w:bidi="zh_TW"/>
         </w:rPr>
         <w:t>，</w:t>
       </w:r>
-      <w:hyperlink r:id="rId26">
-        <w:r>
-          <w:rPr>
-            <w:lang w:val="zh_TW" w:bidi="zh_TW"/>
-          </w:rPr>
-          <w:rPr>
-            <w:color w:val="0000EE"/>
-            <w:u w:val="single"/>
-          </w:rPr>
-          <w:t>6:10–20</w:t>
-        </w:r>
-      </w:hyperlink>
+      <w:r>
+        <w:rPr>
+          <w:lang w:val="zh_TW" w:bidi="zh_TW"/>
+        </w:rPr>
+        <w:t>6:10–20</w:t>
+      </w:r>
       <w:r>
         <w:rPr>
           <w:lang w:val="zh_TW" w:bidi="zh_TW"/>
         </w:rPr>
         <w:t>；</w:t>
       </w:r>
-      <w:hyperlink r:id="rId30">
-        <w:r>
-          <w:rPr>
-            <w:lang w:val="zh_TW" w:bidi="zh_TW"/>
-          </w:rPr>
-          <w:rPr>
-            <w:color w:val="0000EE"/>
-            <w:u w:val="single"/>
-          </w:rPr>
-          <w:t>西1:13</w:t>
-        </w:r>
-      </w:hyperlink>
+      <w:r>
+        <w:rPr>
+          <w:lang w:val="zh_TW" w:bidi="zh_TW"/>
+        </w:rPr>
+        <w:t>西1:13</w:t>
+      </w:r>
       <w:r>
         <w:rPr>
           <w:lang w:val="zh_TW" w:bidi="zh_TW"/>
         </w:rPr>
         <w:t>，</w:t>
       </w:r>
-      <w:hyperlink r:id="rId31">
-        <w:r>
-          <w:rPr>
-            <w:lang w:val="zh_TW" w:bidi="zh_TW"/>
-          </w:rPr>
-          <w:rPr>
-            <w:color w:val="0000EE"/>
-            <w:u w:val="single"/>
-          </w:rPr>
-          <w:t>2:10</w:t>
-        </w:r>
-      </w:hyperlink>
+      <w:r>
+        <w:rPr>
+          <w:lang w:val="zh_TW" w:bidi="zh_TW"/>
+        </w:rPr>
+        <w:t>2:10</w:t>
+      </w:r>
       <w:r>
         <w:rPr>
           <w:lang w:val="zh_TW" w:bidi="zh_TW"/>
         </w:rPr>
         <w:t>、</w:t>
       </w:r>
-      <w:hyperlink r:id="rId32">
-        <w:r>
-          <w:rPr>
-            <w:lang w:val="zh_TW" w:bidi="zh_TW"/>
-          </w:rPr>
-          <w:rPr>
-            <w:color w:val="0000EE"/>
-            <w:u w:val="single"/>
-          </w:rPr>
-          <w:t>15</w:t>
-        </w:r>
-      </w:hyperlink>
+      <w:r>
+        <w:rPr>
+          <w:lang w:val="zh_TW" w:bidi="zh_TW"/>
+        </w:rPr>
+        <w:t>15</w:t>
+      </w:r>
       <w:r>
         <w:rPr>
           <w:lang w:val="zh_TW" w:bidi="zh_TW"/>
         </w:rPr>
         <w:t>；</w:t>
       </w:r>
-      <w:hyperlink r:id="rId13">
-        <w:r>
-          <w:rPr>
-            <w:lang w:val="zh_TW" w:bidi="zh_TW"/>
-          </w:rPr>
-          <w:rPr>
-            <w:color w:val="0000EE"/>
-            <w:u w:val="single"/>
-          </w:rPr>
-          <w:t>帖前2:18</w:t>
-        </w:r>
-      </w:hyperlink>
+      <w:r>
+        <w:rPr>
+          <w:lang w:val="zh_TW" w:bidi="zh_TW"/>
+        </w:rPr>
+        <w:t>帖前2:18</w:t>
+      </w:r>
       <w:r>
         <w:rPr>
           <w:lang w:val="zh_TW" w:bidi="zh_TW"/>
         </w:rPr>
         <w:t>；</w:t>
       </w:r>
-      <w:hyperlink r:id="rId24">
-        <w:r>
-          <w:rPr>
-            <w:lang w:val="zh_TW" w:bidi="zh_TW"/>
-          </w:rPr>
-          <w:rPr>
-            <w:color w:val="0000EE"/>
-            <w:u w:val="single"/>
-          </w:rPr>
-          <w:t>雅4:7</w:t>
-        </w:r>
-      </w:hyperlink>
+      <w:r>
+        <w:rPr>
+          <w:lang w:val="zh_TW" w:bidi="zh_TW"/>
+        </w:rPr>
+        <w:t>雅4:7</w:t>
+      </w:r>
       <w:r>
         <w:rPr>
           <w:lang w:val="zh_TW" w:bidi="zh_TW"/>
         </w:rPr>
         <w:t>；</w:t>
       </w:r>
-      <w:hyperlink r:id="rId33">
-        <w:r>
-          <w:rPr>
-            <w:lang w:val="zh_TW" w:bidi="zh_TW"/>
-          </w:rPr>
-          <w:rPr>
-            <w:color w:val="0000EE"/>
-            <w:u w:val="single"/>
-          </w:rPr>
-          <w:t>彼前3:22</w:t>
-        </w:r>
-      </w:hyperlink>
+      <w:r>
+        <w:rPr>
+          <w:lang w:val="zh_TW" w:bidi="zh_TW"/>
+        </w:rPr>
+        <w:t>彼前3:22</w:t>
+      </w:r>
       <w:r>
         <w:rPr>
           <w:lang w:val="zh_TW" w:bidi="zh_TW"/>
         </w:rPr>
         <w:t>；</w:t>
       </w:r>
-      <w:hyperlink r:id="rId15">
-        <w:r>
-          <w:rPr>
-            <w:lang w:val="zh_TW" w:bidi="zh_TW"/>
-          </w:rPr>
-          <w:rPr>
-            <w:color w:val="0000EE"/>
-            <w:u w:val="single"/>
-          </w:rPr>
-          <w:t>5:8</w:t>
-        </w:r>
-      </w:hyperlink>
+      <w:r>
+        <w:rPr>
+          <w:lang w:val="zh_TW" w:bidi="zh_TW"/>
+        </w:rPr>
+        <w:t>5:8</w:t>
+      </w:r>
       <w:r>
         <w:rPr>
           <w:lang w:val="zh_TW" w:bidi="zh_TW"/>
         </w:rPr>
         <w:t>；</w:t>
       </w:r>
-      <w:hyperlink r:id="rId36">
-        <w:r>
-          <w:rPr>
-            <w:lang w:val="zh_TW" w:bidi="zh_TW"/>
-          </w:rPr>
-          <w:rPr>
-            <w:color w:val="0000EE"/>
-            <w:u w:val="single"/>
-          </w:rPr>
-          <w:t>約一2:14</w:t>
-        </w:r>
-      </w:hyperlink>
+      <w:r>
+        <w:rPr>
+          <w:lang w:val="zh_TW" w:bidi="zh_TW"/>
+        </w:rPr>
+        <w:t>約一2:14</w:t>
+      </w:r>
       <w:r>
         <w:rPr>
           <w:lang w:val="zh_TW" w:bidi="zh_TW"/>
         </w:rPr>
         <w:t>，</w:t>
       </w:r>
-      <w:hyperlink r:id="rId22">
-        <w:r>
-          <w:rPr>
-            <w:lang w:val="zh_TW" w:bidi="zh_TW"/>
-          </w:rPr>
-          <w:rPr>
-            <w:color w:val="0000EE"/>
-            <w:u w:val="single"/>
-          </w:rPr>
-          <w:t>3:8</w:t>
-        </w:r>
-      </w:hyperlink>
+      <w:r>
+        <w:rPr>
+          <w:lang w:val="zh_TW" w:bidi="zh_TW"/>
+        </w:rPr>
+        <w:t>3:8</w:t>
+      </w:r>
       <w:r>
         <w:rPr>
           <w:lang w:val="zh_TW" w:bidi="zh_TW"/>
         </w:rPr>
         <w:t>，</w:t>
       </w:r>
-      <w:hyperlink r:id="rId35">
-        <w:r>
-          <w:rPr>
-            <w:lang w:val="zh_TW" w:bidi="zh_TW"/>
-          </w:rPr>
-          <w:rPr>
-            <w:color w:val="0000EE"/>
-            <w:u w:val="single"/>
-          </w:rPr>
-          <w:t>4:4，</w:t>
-        </w:r>
-      </w:hyperlink>
-      <w:hyperlink r:id="rId41">
-        <w:r>
-          <w:rPr>
-            <w:lang w:val="zh_TW" w:bidi="zh_TW"/>
-          </w:rPr>
-          <w:rPr>
-            <w:color w:val="0000EE"/>
-            <w:u w:val="single"/>
-          </w:rPr>
-          <w:t>5:18–19</w:t>
-        </w:r>
-      </w:hyperlink>
+      <w:r>
+        <w:rPr>
+          <w:lang w:val="zh_TW" w:bidi="zh_TW"/>
+        </w:rPr>
+        <w:t>4:4，</w:t>
+      </w:r>
+      <w:r>
+        <w:rPr>
+          <w:lang w:val="zh_TW" w:bidi="zh_TW"/>
+        </w:rPr>
+        <w:t>5:18–19</w:t>
+      </w:r>
       <w:r>
         <w:rPr>
           <w:lang w:val="zh_TW" w:bidi="zh_TW"/>
         </w:rPr>
         <w:t>；</w:t>
       </w:r>
-      <w:hyperlink r:id="rId14">
-        <w:r>
-          <w:rPr>
-            <w:lang w:val="zh_TW" w:bidi="zh_TW"/>
-          </w:rPr>
-          <w:rPr>
-            <w:color w:val="0000EE"/>
-            <w:u w:val="single"/>
-          </w:rPr>
-          <w:t>啟2:10</w:t>
-        </w:r>
-      </w:hyperlink>
+      <w:r>
+        <w:rPr>
+          <w:lang w:val="zh_TW" w:bidi="zh_TW"/>
+        </w:rPr>
+        <w:t>啟2:10</w:t>
+      </w:r>
       <w:r>
         <w:rPr>
           <w:lang w:val="zh_TW" w:bidi="zh_TW"/>
         </w:rPr>
         <w:t>，</w:t>
       </w:r>
-      <w:hyperlink r:id="rId42">
-        <w:r>
-          <w:rPr>
-            <w:lang w:val="zh_TW" w:bidi="zh_TW"/>
-          </w:rPr>
-          <w:rPr>
-            <w:color w:val="0000EE"/>
-            <w:u w:val="single"/>
-          </w:rPr>
-          <w:t>12:7–9</w:t>
-        </w:r>
-      </w:hyperlink>
+      <w:r>
+        <w:rPr>
+          <w:lang w:val="zh_TW" w:bidi="zh_TW"/>
+        </w:rPr>
+        <w:t>12:7–9</w:t>
+      </w:r>
       <w:r>
         <w:rPr>
           <w:lang w:val="zh_TW" w:bidi="zh_TW"/>
         </w:rPr>
         <w:t>、</w:t>
       </w:r>
-      <w:hyperlink r:id="rId43">
-        <w:r>
-          <w:rPr>
-            <w:lang w:val="zh_TW" w:bidi="zh_TW"/>
-          </w:rPr>
-          <w:rPr>
-            <w:color w:val="0000EE"/>
-            <w:u w:val="single"/>
-          </w:rPr>
-          <w:t>11–12</w:t>
-        </w:r>
-      </w:hyperlink>
+      <w:r>
+        <w:rPr>
+          <w:lang w:val="zh_TW" w:bidi="zh_TW"/>
+        </w:rPr>
+        <w:t>11–12</w:t>
+      </w:r>
       <w:r>
         <w:rPr>
           <w:lang w:val="zh_TW" w:bidi="zh_TW"/>
         </w:rPr>
         <w:t>、</w:t>
       </w:r>
-      <w:hyperlink r:id="rId21">
-        <w:r>
-          <w:rPr>
-            <w:lang w:val="zh_TW" w:bidi="zh_TW"/>
-          </w:rPr>
-          <w:rPr>
-            <w:color w:val="0000EE"/>
-            <w:u w:val="single"/>
-          </w:rPr>
-          <w:t>17</w:t>
-        </w:r>
-      </w:hyperlink>
+      <w:r>
+        <w:rPr>
+          <w:lang w:val="zh_TW" w:bidi="zh_TW"/>
+        </w:rPr>
+        <w:t>17</w:t>
+      </w:r>
       <w:r>
         <w:rPr>
           <w:lang w:val="zh_TW" w:bidi="zh_TW"/>
